--- a/docs/docx/08-아키텍처-코드규칙.docx
+++ b/docs/docx/08-아키텍처-코드규칙.docx
@@ -357,7 +357,7 @@
               <w:rPr>
                 <w:sz w:val="18"/>
               </w:rPr>
-              <w:t>expo-video</w:t>
+              <w:t>expo-video, react-native-webview</w:t>
             </w:r>
           </w:p>
         </w:tc>
@@ -371,7 +371,20 @@
               <w:rPr>
                 <w:sz w:val="18"/>
               </w:rPr>
-              <w:t>시작 영상만. 루틴 영상은 유튜브로 연다</w:t>
+              <w:t>시작 영상은 expo-video. 루틴 영상은 유튜브 IFrame 플레이어(</w:t>
+            </w:r>
+            <w:r>
+              <w:rPr>
+                <w:rFonts w:ascii="Consolas" w:hAnsi="Consolas" w:eastAsia="Consolas"/>
+                <w:sz w:val="18"/>
+              </w:rPr>
+              <w:t>shared/platform/youtube</w:t>
+            </w:r>
+            <w:r>
+              <w:rPr>
+                <w:sz w:val="18"/>
+              </w:rPr>
+              <w:t>): 앱은 WebView, 웹은 iframe</w:t>
             </w:r>
           </w:p>
         </w:tc>
